--- a/policies/build/masters/MOM.8_v2_master.docx
+++ b/policies/build/masters/MOM.8_v2_master.docx
@@ -11,40 +11,25 @@
         <w:rPr>
           <w:b/>
           <w:bCs/>
+          <w:sz w:val="28"/>
+          <w:szCs w:val="28"/>
+        </w:rPr>
+        <w:t>Policy on Narcotic Drugs and Psychotropic Substances, Chemotherapeutic Agents and Radioactive Agents Are Used in a Safe Manner</w:t>
+      </w:r>
+    </w:p>
+    <w:p>
+      <w:pPr>
+        <w:spacing w:after="60"/>
+        <w:jc w:val="center"/>
+      </w:pPr>
+      <w:r>
+        <w:rPr>
+          <w:b/>
+          <w:bCs/>
           <w:sz w:val="32"/>
           <w:szCs w:val="32"/>
         </w:rPr>
         <w:t xml:space="preserve">«Hospital Name»</w:t>
-      </w:r>
-    </w:p>
-    <w:p>
-      <w:pPr>
-        <w:spacing w:after="60"/>
-        <w:jc w:val="center"/>
-      </w:pPr>
-      <w:r>
-        <w:rPr>
-          <w:b/>
-          <w:bCs/>
-          <w:sz w:val="28"/>
-          <w:szCs w:val="28"/>
-        </w:rPr>
-        <w:t xml:space="preserve">Narcotic Drugs and Psychotropic Substances, Chemotherapeutic Agents and Radioactive Agents Are Used in a Safe Manner</w:t>
-      </w:r>
-    </w:p>
-    <w:p>
-      <w:pPr>
-        <w:spacing w:after="240"/>
-        <w:jc w:val="center"/>
-      </w:pPr>
-      <w:r>
-        <w:rPr>
-          <w:i/>
-          <w:iCs/>
-          <w:sz w:val="20"/>
-          <w:szCs w:val="20"/>
-        </w:rPr>
-        <w:t xml:space="preserve">Safe use of narcotics, psychotropics, chemotherapeutic and radioactive agents.</w:t>
       </w:r>
     </w:p>
     <w:p>
@@ -2533,209 +2518,6 @@
         <w:t xml:space="preserve">The Nursing Superintendent holds signed acknowledgements with the induction record.</w:t>
       </w:r>
     </w:p>
-    <w:p>
-      <w:pPr>
-        <w:pStyle w:val="Heading1"/>
-        <w:spacing w:after="120" w:before="280"/>
-      </w:pPr>
-      <w:r>
-        <w:t xml:space="preserve">10. References</w:t>
-      </w:r>
-    </w:p>
-    <w:p>
-      <w:pPr>
-        <w:pStyle w:val="ListParagraph"/>
-        <w:numPr>
-          <w:ilvl w:val="0"/>
-          <w:numId w:val="1"/>
-        </w:numPr>
-        <w:spacing w:after="60"/>
-      </w:pPr>
-      <w:r>
-        <w:rPr>
-          <w:sz w:val="22"/>
-          <w:szCs w:val="22"/>
-        </w:rPr>
-        <w:t xml:space="preserve">National Accreditation Board for Hospitals and Healthcare Providers (NABH), Standards for Small Healthcare Organisations, 3rd Edition — Management of Medication chapter, standard MOM.8.</w:t>
-      </w:r>
-    </w:p>
-    <w:p>
-      <w:pPr>
-        <w:pStyle w:val="ListParagraph"/>
-        <w:numPr>
-          <w:ilvl w:val="0"/>
-          <w:numId w:val="1"/>
-        </w:numPr>
-        <w:spacing w:after="60"/>
-      </w:pPr>
-      <w:r>
-        <w:rPr>
-          <w:sz w:val="22"/>
-          <w:szCs w:val="22"/>
-        </w:rPr>
-        <w:t xml:space="preserve">Narcotic Drugs and Psychotropic Substances Act, 1985 — procurement, storage, prescribing, administration, record-keeping and disposal of narcotics and psychotropic substances.</w:t>
-      </w:r>
-    </w:p>
-    <w:p>
-      <w:pPr>
-        <w:pStyle w:val="ListParagraph"/>
-        <w:numPr>
-          <w:ilvl w:val="0"/>
-          <w:numId w:val="1"/>
-        </w:numPr>
-        <w:spacing w:after="60"/>
-      </w:pPr>
-      <w:r>
-        <w:rPr>
-          <w:sz w:val="22"/>
-          <w:szCs w:val="22"/>
-        </w:rPr>
-        <w:t xml:space="preserve">Atomic Energy (Radiation Protection) Rules, 2004 — handling, storage, administration and disposal of radioactive agents.</w:t>
-      </w:r>
-    </w:p>
-    <w:p>
-      <w:pPr>
-        <w:pStyle w:val="ListParagraph"/>
-        <w:numPr>
-          <w:ilvl w:val="0"/>
-          <w:numId w:val="1"/>
-        </w:numPr>
-        <w:spacing w:after="60"/>
-      </w:pPr>
-      <w:r>
-        <w:rPr>
-          <w:sz w:val="22"/>
-          <w:szCs w:val="22"/>
-        </w:rPr>
-        <w:t xml:space="preserve">Bio-Medical Waste Management Rules, 2016 — cytotoxic waste disposal.</w:t>
-      </w:r>
-    </w:p>
-    <w:p>
-      <w:pPr>
-        <w:pStyle w:val="ListParagraph"/>
-        <w:numPr>
-          <w:ilvl w:val="0"/>
-          <w:numId w:val="1"/>
-        </w:numPr>
-        <w:spacing w:after="60"/>
-      </w:pPr>
-      <w:r>
-        <w:rPr>
-          <w:sz w:val="22"/>
-          <w:szCs w:val="22"/>
-        </w:rPr>
-        <w:t xml:space="preserve">Internal documents of «Hospital Name»: NDPS register; cytotoxic medication log; radioactive materials log; authorised-prescriber list; radiation safety manual where applicable.</w:t>
-      </w:r>
-    </w:p>
-    <w:p>
-      <w:pPr>
-        <w:pStyle w:val="Heading1"/>
-        <w:spacing w:after="120" w:before="280"/>
-      </w:pPr>
-      <w:r>
-        <w:t xml:space="preserve">11. Distribution</w:t>
-      </w:r>
-    </w:p>
-    <w:p>
-      <w:pPr>
-        <w:spacing w:after="140"/>
-      </w:pPr>
-      <w:r>
-        <w:rPr>
-          <w:sz w:val="22"/>
-          <w:szCs w:val="22"/>
-        </w:rPr>
-        <w:t xml:space="preserve">Official master copy: office of the Medical Superintendent, «Hospital Name», with the Pharmacy In-Charge and the Quality Coordinator.</w:t>
-      </w:r>
-    </w:p>
-    <w:p>
-      <w:pPr>
-        <w:spacing w:after="140"/>
-      </w:pPr>
-      <w:r>
-        <w:rPr>
-          <w:sz w:val="22"/>
-          <w:szCs w:val="22"/>
-        </w:rPr>
-        <w:t xml:space="preserve">Copies issued to: pharmacy; oncology unit where it exists; radiology and nuclear medicine where it exists; operation theatre; ICU where it exists.</w:t>
-      </w:r>
-    </w:p>
-    <w:p>
-      <w:pPr>
-        <w:spacing w:after="140"/>
-      </w:pPr>
-      <w:r>
-        <w:rPr>
-          <w:sz w:val="22"/>
-          <w:szCs w:val="22"/>
-        </w:rPr>
-        <w:t xml:space="preserve">The current version is available to all staff at the «pharmacy counter policy file» and, if the hospital keeps an intranet, at «staff intranet / policies».</w:t>
-      </w:r>
-    </w:p>
-    <w:p>
-      <w:pPr>
-        <w:spacing w:after="140"/>
-      </w:pPr>
-      <w:r>
-        <w:rPr>
-          <w:sz w:val="22"/>
-          <w:szCs w:val="22"/>
-        </w:rPr>
-        <w:t xml:space="preserve">When a new version is issued, take old copies out of use.</w:t>
-      </w:r>
-    </w:p>
-    <w:p>
-      <w:pPr>
-        <w:pStyle w:val="Heading1"/>
-        <w:spacing w:after="120" w:before="280"/>
-      </w:pPr>
-      <w:r>
-        <w:t xml:space="preserve">12. Abbreviations</w:t>
-      </w:r>
-    </w:p>
-    <w:p>
-      <w:pPr>
-        <w:spacing w:after="140"/>
-      </w:pPr>
-      <w:r>
-        <w:rPr>
-          <w:sz w:val="22"/>
-          <w:szCs w:val="22"/>
-        </w:rPr>
-        <w:t xml:space="preserve">AERB — Atomic Energy Regulatory Board
-BMW — Bio-Medical Waste
-CAPA — corrective and preventive action
-MOM — Management of Medication (NABH SHCO chapter 7)
-NABH — National Accreditation Board for Hospitals and Healthcare Providers
-NDPS — Narcotic Drugs and Psychotropic Substances
-OE — objective element
-PPE — personal protective equipment
-SHCO — Standards for Small Healthcare Organisations</w:t>
-      </w:r>
-    </w:p>
-    <w:p>
-      <w:pPr>
-        <w:pStyle w:val="Heading1"/>
-        <w:spacing w:after="120" w:before="280"/>
-      </w:pPr>
-      <w:r>
-        <w:t xml:space="preserve">13. Traceability to NABH SHCO 3rd Edition MOM.8</w:t>
-      </w:r>
-    </w:p>
-    <w:p>
-      <w:pPr>
-        <w:spacing w:after="120"/>
-      </w:pPr>
-      <w:r>
-        <w:rPr>
-          <w:i/>
-          <w:iCs/>
-          <w:sz w:val="20"/>
-          <w:szCs w:val="20"/>
-        </w:rPr>
-        <w:t xml:space="preserve">This table is an index. It is not how the policy is organised.</w:t>
-      </w:r>
-    </w:p>
     <w:tbl>
       <w:tblPr>
         <w:tblW w:type="pct" w:w="100%"/>
@@ -3305,7 +3087,93 @@
         <w:spacing w:after="120" w:before="280"/>
       </w:pPr>
       <w:r>
-        <w:t xml:space="preserve">14. Required Records / Evidence Checklist</w:t>
+        <w:t>10. Distribution</w:t>
+      </w:r>
+    </w:p>
+    <w:p>
+      <w:pPr>
+        <w:spacing w:after="140"/>
+      </w:pPr>
+      <w:r>
+        <w:rPr>
+          <w:sz w:val="22"/>
+          <w:szCs w:val="22"/>
+        </w:rPr>
+        <w:t xml:space="preserve">Official master copy: office of the Medical Superintendent, «Hospital Name», with the Pharmacy In-Charge and the Quality Coordinator.</w:t>
+      </w:r>
+    </w:p>
+    <w:p>
+      <w:pPr>
+        <w:spacing w:after="140"/>
+      </w:pPr>
+      <w:r>
+        <w:rPr>
+          <w:sz w:val="22"/>
+          <w:szCs w:val="22"/>
+        </w:rPr>
+        <w:t xml:space="preserve">Copies issued to: pharmacy; oncology unit where it exists; radiology and nuclear medicine where it exists; operation theatre; ICU where it exists.</w:t>
+      </w:r>
+    </w:p>
+    <w:p>
+      <w:pPr>
+        <w:spacing w:after="140"/>
+      </w:pPr>
+      <w:r>
+        <w:rPr>
+          <w:sz w:val="22"/>
+          <w:szCs w:val="22"/>
+        </w:rPr>
+        <w:t xml:space="preserve">The current version is available to all staff at the «pharmacy counter policy file» and, if the hospital keeps an intranet, at «staff intranet / policies».</w:t>
+      </w:r>
+    </w:p>
+    <w:p>
+      <w:pPr>
+        <w:spacing w:after="140"/>
+      </w:pPr>
+      <w:r>
+        <w:rPr>
+          <w:sz w:val="22"/>
+          <w:szCs w:val="22"/>
+        </w:rPr>
+        <w:t xml:space="preserve">When a new version is issued, take old copies out of use.</w:t>
+      </w:r>
+    </w:p>
+    <w:p>
+      <w:pPr>
+        <w:pStyle w:val="Heading1"/>
+        <w:spacing w:after="120" w:before="280"/>
+      </w:pPr>
+      <w:r>
+        <w:t>11. Abbreviations</w:t>
+      </w:r>
+    </w:p>
+    <w:p>
+      <w:pPr>
+        <w:spacing w:after="140"/>
+      </w:pPr>
+      <w:r>
+        <w:rPr>
+          <w:sz w:val="22"/>
+          <w:szCs w:val="22"/>
+        </w:rPr>
+        <w:t xml:space="preserve">AERB — Atomic Energy Regulatory Board
+BMW — Bio-Medical Waste
+CAPA — corrective and preventive action
+MOM — Management of Medication (NABH SHCO chapter 7)
+NABH — National Accreditation Board for Hospitals and Healthcare Providers
+NDPS — Narcotic Drugs and Psychotropic Substances
+OE — objective element
+PPE — personal protective equipment
+SHCO — Standards for Small Healthcare Organisations</w:t>
+      </w:r>
+    </w:p>
+    <w:p>
+      <w:pPr>
+        <w:pStyle w:val="Heading1"/>
+        <w:spacing w:after="120" w:before="280"/>
+      </w:pPr>
+      <w:r>
+        <w:t>12. Traceability to NABH SHCO 3rd Edition MOM.8</w:t>
       </w:r>
     </w:p>
     <w:p>
@@ -3319,6 +3187,29 @@
           <w:sz w:val="20"/>
           <w:szCs w:val="20"/>
         </w:rPr>
+        <w:t xml:space="preserve">This table is an index. It is not how the policy is organised.</w:t>
+      </w:r>
+    </w:p>
+    <w:p>
+      <w:pPr>
+        <w:pStyle w:val="Heading1"/>
+        <w:spacing w:after="120" w:before="280"/>
+      </w:pPr>
+      <w:r>
+        <w:t>13. Required Records / Evidence Checklist</w:t>
+      </w:r>
+    </w:p>
+    <w:p>
+      <w:pPr>
+        <w:spacing w:after="120"/>
+      </w:pPr>
+      <w:r>
+        <w:rPr>
+          <w:i/>
+          <w:iCs/>
+          <w:sz w:val="20"/>
+          <w:szCs w:val="20"/>
+        </w:rPr>
         <w:t xml:space="preserve">Records the hospital holds under this policy, listed by objective element.</w:t>
       </w:r>
     </w:p>
@@ -3671,6 +3562,100 @@
           <w:szCs w:val="22"/>
         </w:rPr>
         <w:t xml:space="preserve">Monthly reconciliation summaries presented to the committee.</w:t>
+      </w:r>
+    </w:p>
+    <w:p>
+      <w:pPr>
+        <w:pStyle w:val="Heading1"/>
+        <w:spacing w:after="120" w:before="280"/>
+      </w:pPr>
+      <w:r>
+        <w:t>14. References</w:t>
+      </w:r>
+    </w:p>
+    <w:p>
+      <w:pPr>
+        <w:pStyle w:val="ListParagraph"/>
+        <w:numPr>
+          <w:ilvl w:val="0"/>
+          <w:numId w:val="1"/>
+        </w:numPr>
+        <w:spacing w:after="60"/>
+      </w:pPr>
+      <w:r>
+        <w:rPr>
+          <w:sz w:val="22"/>
+          <w:szCs w:val="22"/>
+        </w:rPr>
+        <w:t xml:space="preserve">National Accreditation Board for Hospitals and Healthcare Providers (NABH), Standards for Small Healthcare Organisations, 3rd Edition — Management of Medication chapter, standard MOM.8.</w:t>
+      </w:r>
+    </w:p>
+    <w:p>
+      <w:pPr>
+        <w:pStyle w:val="ListParagraph"/>
+        <w:numPr>
+          <w:ilvl w:val="0"/>
+          <w:numId w:val="1"/>
+        </w:numPr>
+        <w:spacing w:after="60"/>
+      </w:pPr>
+      <w:r>
+        <w:rPr>
+          <w:sz w:val="22"/>
+          <w:szCs w:val="22"/>
+        </w:rPr>
+        <w:t xml:space="preserve">Narcotic Drugs and Psychotropic Substances Act, 1985 — procurement, storage, prescribing, administration, record-keeping and disposal of narcotics and psychotropic substances.</w:t>
+      </w:r>
+    </w:p>
+    <w:p>
+      <w:pPr>
+        <w:pStyle w:val="ListParagraph"/>
+        <w:numPr>
+          <w:ilvl w:val="0"/>
+          <w:numId w:val="1"/>
+        </w:numPr>
+        <w:spacing w:after="60"/>
+      </w:pPr>
+      <w:r>
+        <w:rPr>
+          <w:sz w:val="22"/>
+          <w:szCs w:val="22"/>
+        </w:rPr>
+        <w:t xml:space="preserve">Atomic Energy (Radiation Protection) Rules, 2004 — handling, storage, administration and disposal of radioactive agents.</w:t>
+      </w:r>
+    </w:p>
+    <w:p>
+      <w:pPr>
+        <w:pStyle w:val="ListParagraph"/>
+        <w:numPr>
+          <w:ilvl w:val="0"/>
+          <w:numId w:val="1"/>
+        </w:numPr>
+        <w:spacing w:after="60"/>
+      </w:pPr>
+      <w:r>
+        <w:rPr>
+          <w:sz w:val="22"/>
+          <w:szCs w:val="22"/>
+        </w:rPr>
+        <w:t xml:space="preserve">Bio-Medical Waste Management Rules, 2016 — cytotoxic waste disposal.</w:t>
+      </w:r>
+    </w:p>
+    <w:p>
+      <w:pPr>
+        <w:pStyle w:val="ListParagraph"/>
+        <w:numPr>
+          <w:ilvl w:val="0"/>
+          <w:numId w:val="1"/>
+        </w:numPr>
+        <w:spacing w:after="60"/>
+      </w:pPr>
+      <w:r>
+        <w:rPr>
+          <w:sz w:val="22"/>
+          <w:szCs w:val="22"/>
+        </w:rPr>
+        <w:t xml:space="preserve">Internal documents of «Hospital Name»: NDPS register; cytotoxic medication log; radioactive materials log; authorised-prescriber list; radiation safety manual where applicable.</w:t>
       </w:r>
     </w:p>
     <w:p>
@@ -3795,7 +3780,7 @@
         <w:sz w:val="16"/>
         <w:szCs w:val="16"/>
       </w:rPr>
-      <w:t xml:space="preserve">«Hospital Name»  |  MOM/POL/08  |  Controlled document  |  Narcotic Drugs and Psychotropic Substances, Chemotherapeutic Agents and Radioactive Agents Are Used in a Safe Manner</w:t>
+      <w:t>«Hospital Name»  |  MOM/POL/08  |  Controlled document  |  Policy on Narcotic Drugs and Psychotropic Substances, Chemotherapeutic Agents and Radioactive Agents Are Used in a Safe Manner</w:t>
     </w:r>
   </w:p>
 </w:ftr>

--- a/policies/build/masters/MOM.8_v2_master.docx
+++ b/policies/build/masters/MOM.8_v2_master.docx
@@ -1699,7 +1699,7 @@
           <w:sz w:val="22"/>
           <w:szCs w:val="22"/>
         </w:rPr>
-        <w:t xml:space="preserve">Root-cause analysis is required when the same safety lapse recurs within six months.</w:t>
+        <w:t>Root-cause analysis is required when the same safety lapse recurs; the organisation's defined recurrence threshold applies, as documented in the hospital's Root Cause Analysis procedure.</w:t>
       </w:r>
     </w:p>
     <w:p>

--- a/policies/build/masters/MOM.8_v2_master.docx
+++ b/policies/build/masters/MOM.8_v2_master.docx
@@ -2535,6 +2535,7 @@
         <w:gridCol w:w="100"/>
         <w:gridCol w:w="100"/>
         <w:gridCol w:w="100"/>
+        <w:gridCol w:w="100"/>
       </w:tblGrid>
       <w:tr>
         <w:tc>
@@ -2562,6 +2563,26 @@
         </w:tc>
         <w:tc>
           <w:tcPr>
+            <w:tcW w:type="pct" w:w="12%"/>
+            <w:tcBorders>
+              <w:top w:val="single" w:color="999999" w:sz="4"/>
+              <w:left w:val="single" w:color="999999" w:sz="4"/>
+              <w:bottom w:val="single" w:color="999999" w:sz="4"/>
+              <w:right w:val="single" w:color="999999" w:sz="4"/>
+            </w:tcBorders>
+            <w:shd w:fill="E8E8E8" w:val="clear"/>
+          </w:tcPr>
+          <w:p>
+            <w:r>
+              <w:rPr>
+                <w:b/>
+              </w:rPr>
+              <w:t>Level</w:t>
+            </w:r>
+          </w:p>
+        </w:tc>
+        <w:tc>
+          <w:tcPr>
             <w:tcW w:type="pct" w:w="32%"/>
             <w:tcBorders>
               <w:top w:val="single" w:color="999999" w:sz="4"/>
@@ -2655,6 +2676,22 @@
         </w:tc>
         <w:tc>
           <w:tcPr>
+            <w:tcW w:type="pct" w:w="12%"/>
+            <w:tcBorders>
+              <w:top w:val="single" w:color="999999" w:sz="4"/>
+              <w:left w:val="single" w:color="999999" w:sz="4"/>
+              <w:bottom w:val="single" w:color="999999" w:sz="4"/>
+              <w:right w:val="single" w:color="999999" w:sz="4"/>
+            </w:tcBorders>
+          </w:tcPr>
+          <w:p>
+            <w:r>
+              <w:t>Commitment*</w:t>
+            </w:r>
+          </w:p>
+        </w:tc>
+        <w:tc>
+          <w:tcPr>
             <w:tcW w:type="pct" w:w="32%"/>
             <w:tcBorders>
               <w:top w:val="single" w:color="999999" w:sz="4"/>
@@ -2745,6 +2782,22 @@
         </w:tc>
         <w:tc>
           <w:tcPr>
+            <w:tcW w:type="pct" w:w="12%"/>
+            <w:tcBorders>
+              <w:top w:val="single" w:color="999999" w:sz="4"/>
+              <w:left w:val="single" w:color="999999" w:sz="4"/>
+              <w:bottom w:val="single" w:color="999999" w:sz="4"/>
+              <w:right w:val="single" w:color="999999" w:sz="4"/>
+            </w:tcBorders>
+          </w:tcPr>
+          <w:p>
+            <w:r>
+              <w:t>Commitment</w:t>
+            </w:r>
+          </w:p>
+        </w:tc>
+        <w:tc>
+          <w:tcPr>
             <w:tcW w:type="pct" w:w="32%"/>
             <w:tcBorders>
               <w:top w:val="single" w:color="999999" w:sz="4"/>
@@ -2835,6 +2888,22 @@
         </w:tc>
         <w:tc>
           <w:tcPr>
+            <w:tcW w:type="pct" w:w="12%"/>
+            <w:tcBorders>
+              <w:top w:val="single" w:color="999999" w:sz="4"/>
+              <w:left w:val="single" w:color="999999" w:sz="4"/>
+              <w:bottom w:val="single" w:color="999999" w:sz="4"/>
+              <w:right w:val="single" w:color="999999" w:sz="4"/>
+            </w:tcBorders>
+          </w:tcPr>
+          <w:p>
+            <w:r>
+              <w:t>Commitment</w:t>
+            </w:r>
+          </w:p>
+        </w:tc>
+        <w:tc>
+          <w:tcPr>
             <w:tcW w:type="pct" w:w="32%"/>
             <w:tcBorders>
               <w:top w:val="single" w:color="999999" w:sz="4"/>
@@ -2925,6 +2994,22 @@
         </w:tc>
         <w:tc>
           <w:tcPr>
+            <w:tcW w:type="pct" w:w="12%"/>
+            <w:tcBorders>
+              <w:top w:val="single" w:color="999999" w:sz="4"/>
+              <w:left w:val="single" w:color="999999" w:sz="4"/>
+              <w:bottom w:val="single" w:color="999999" w:sz="4"/>
+              <w:right w:val="single" w:color="999999" w:sz="4"/>
+            </w:tcBorders>
+          </w:tcPr>
+          <w:p>
+            <w:r>
+              <w:t>Commitment</w:t>
+            </w:r>
+          </w:p>
+        </w:tc>
+        <w:tc>
+          <w:tcPr>
             <w:tcW w:type="pct" w:w="32%"/>
             <w:tcBorders>
               <w:top w:val="single" w:color="999999" w:sz="4"/>
@@ -3015,6 +3100,22 @@
         </w:tc>
         <w:tc>
           <w:tcPr>
+            <w:tcW w:type="pct" w:w="12%"/>
+            <w:tcBorders>
+              <w:top w:val="single" w:color="999999" w:sz="4"/>
+              <w:left w:val="single" w:color="999999" w:sz="4"/>
+              <w:bottom w:val="single" w:color="999999" w:sz="4"/>
+              <w:right w:val="single" w:color="999999" w:sz="4"/>
+            </w:tcBorders>
+          </w:tcPr>
+          <w:p>
+            <w:r>
+              <w:t>Commitment</w:t>
+            </w:r>
+          </w:p>
+        </w:tc>
+        <w:tc>
+          <w:tcPr>
             <w:tcW w:type="pct" w:w="32%"/>
             <w:tcBorders>
               <w:top w:val="single" w:color="999999" w:sz="4"/>
@@ -3147,26 +3248,443 @@
         <w:t>11. Abbreviations</w:t>
       </w:r>
     </w:p>
-    <w:p>
-      <w:pPr>
-        <w:spacing w:after="140"/>
-      </w:pPr>
-      <w:r>
-        <w:rPr>
-          <w:sz w:val="22"/>
-          <w:szCs w:val="22"/>
-        </w:rPr>
-        <w:t xml:space="preserve">AERB — Atomic Energy Regulatory Board
-BMW — Bio-Medical Waste
-CAPA — corrective and preventive action
-MOM — Management of Medication (NABH SHCO chapter 7)
-NABH — National Accreditation Board for Hospitals and Healthcare Providers
-NDPS — Narcotic Drugs and Psychotropic Substances
-OE — objective element
-PPE — personal protective equipment
-SHCO — Standards for Small Healthcare Organisations</w:t>
-      </w:r>
-    </w:p>
+    <w:tbl>
+      <w:tblPr>
+        <w:tblW w:type="pct" w:w="100%"/>
+        <w:tblBorders>
+          <w:top w:val="single" w:color="auto" w:sz="4"/>
+          <w:left w:val="single" w:color="auto" w:sz="4"/>
+          <w:bottom w:val="single" w:color="auto" w:sz="4"/>
+          <w:right w:val="single" w:color="auto" w:sz="4"/>
+          <w:insideH w:val="single" w:color="auto" w:sz="4"/>
+          <w:insideV w:val="single" w:color="auto" w:sz="4"/>
+        </w:tblBorders>
+      </w:tblPr>
+      <w:tblGrid>
+        <w:gridCol w:w="100"/>
+        <w:gridCol w:w="100"/>
+      </w:tblGrid>
+      <w:tr>
+        <w:tc>
+          <w:tcPr>
+            <w:tcW w:type="pct" w:w="22%"/>
+            <w:tcBorders>
+              <w:top w:val="single" w:color="999999" w:sz="4"/>
+              <w:left w:val="single" w:color="999999" w:sz="4"/>
+              <w:bottom w:val="single" w:color="999999" w:sz="4"/>
+              <w:right w:val="single" w:color="999999" w:sz="4"/>
+            </w:tcBorders>
+            <w:shd w:fill="E8E8E8" w:val="clear"/>
+          </w:tcPr>
+          <w:p>
+            <w:r>
+              <w:rPr>
+                <w:b/>
+              </w:rPr>
+              <w:t>Abbreviation</w:t>
+            </w:r>
+          </w:p>
+        </w:tc>
+        <w:tc>
+          <w:tcPr>
+            <w:tcW w:type="pct" w:w="22%"/>
+            <w:tcBorders>
+              <w:top w:val="single" w:color="999999" w:sz="4"/>
+              <w:left w:val="single" w:color="999999" w:sz="4"/>
+              <w:bottom w:val="single" w:color="999999" w:sz="4"/>
+              <w:right w:val="single" w:color="999999" w:sz="4"/>
+            </w:tcBorders>
+            <w:shd w:fill="E8E8E8" w:val="clear"/>
+          </w:tcPr>
+          <w:p>
+            <w:r>
+              <w:rPr>
+                <w:b/>
+              </w:rPr>
+              <w:t>Meaning</w:t>
+            </w:r>
+          </w:p>
+        </w:tc>
+      </w:tr>
+      <w:tr>
+        <w:tc>
+          <w:tcPr>
+            <w:tcW w:type="pct" w:w="22%"/>
+            <w:tcBorders>
+              <w:top w:val="single" w:color="999999" w:sz="4"/>
+              <w:left w:val="single" w:color="999999" w:sz="4"/>
+              <w:bottom w:val="single" w:color="999999" w:sz="4"/>
+              <w:right w:val="single" w:color="999999" w:sz="4"/>
+            </w:tcBorders>
+            <w:shd w:fill="E8E8E8" w:val="clear"/>
+          </w:tcPr>
+          <w:p>
+            <w:r>
+              <w:rPr>
+                <w:b w:val="0"/>
+              </w:rPr>
+              <w:t>AERB</w:t>
+            </w:r>
+          </w:p>
+        </w:tc>
+        <w:tc>
+          <w:tcPr>
+            <w:tcW w:type="pct" w:w="22%"/>
+            <w:tcBorders>
+              <w:top w:val="single" w:color="999999" w:sz="4"/>
+              <w:left w:val="single" w:color="999999" w:sz="4"/>
+              <w:bottom w:val="single" w:color="999999" w:sz="4"/>
+              <w:right w:val="single" w:color="999999" w:sz="4"/>
+            </w:tcBorders>
+            <w:shd w:fill="E8E8E8" w:val="clear"/>
+          </w:tcPr>
+          <w:p>
+            <w:r>
+              <w:rPr>
+                <w:b w:val="0"/>
+              </w:rPr>
+              <w:t>Atomic Energy Regulatory Board</w:t>
+            </w:r>
+          </w:p>
+        </w:tc>
+      </w:tr>
+      <w:tr>
+        <w:tc>
+          <w:tcPr>
+            <w:tcW w:type="pct" w:w="22%"/>
+            <w:tcBorders>
+              <w:top w:val="single" w:color="999999" w:sz="4"/>
+              <w:left w:val="single" w:color="999999" w:sz="4"/>
+              <w:bottom w:val="single" w:color="999999" w:sz="4"/>
+              <w:right w:val="single" w:color="999999" w:sz="4"/>
+            </w:tcBorders>
+            <w:shd w:fill="E8E8E8" w:val="clear"/>
+          </w:tcPr>
+          <w:p>
+            <w:r>
+              <w:rPr>
+                <w:b w:val="0"/>
+              </w:rPr>
+              <w:t>BMW</w:t>
+            </w:r>
+          </w:p>
+        </w:tc>
+        <w:tc>
+          <w:tcPr>
+            <w:tcW w:type="pct" w:w="22%"/>
+            <w:tcBorders>
+              <w:top w:val="single" w:color="999999" w:sz="4"/>
+              <w:left w:val="single" w:color="999999" w:sz="4"/>
+              <w:bottom w:val="single" w:color="999999" w:sz="4"/>
+              <w:right w:val="single" w:color="999999" w:sz="4"/>
+            </w:tcBorders>
+            <w:shd w:fill="E8E8E8" w:val="clear"/>
+          </w:tcPr>
+          <w:p>
+            <w:r>
+              <w:rPr>
+                <w:b w:val="0"/>
+              </w:rPr>
+              <w:t>Bio-Medical Waste</w:t>
+            </w:r>
+          </w:p>
+        </w:tc>
+      </w:tr>
+      <w:tr>
+        <w:tc>
+          <w:tcPr>
+            <w:tcW w:type="pct" w:w="22%"/>
+            <w:tcBorders>
+              <w:top w:val="single" w:color="999999" w:sz="4"/>
+              <w:left w:val="single" w:color="999999" w:sz="4"/>
+              <w:bottom w:val="single" w:color="999999" w:sz="4"/>
+              <w:right w:val="single" w:color="999999" w:sz="4"/>
+            </w:tcBorders>
+            <w:shd w:fill="E8E8E8" w:val="clear"/>
+          </w:tcPr>
+          <w:p>
+            <w:r>
+              <w:rPr>
+                <w:b w:val="0"/>
+              </w:rPr>
+              <w:t>CAPA</w:t>
+            </w:r>
+          </w:p>
+        </w:tc>
+        <w:tc>
+          <w:tcPr>
+            <w:tcW w:type="pct" w:w="22%"/>
+            <w:tcBorders>
+              <w:top w:val="single" w:color="999999" w:sz="4"/>
+              <w:left w:val="single" w:color="999999" w:sz="4"/>
+              <w:bottom w:val="single" w:color="999999" w:sz="4"/>
+              <w:right w:val="single" w:color="999999" w:sz="4"/>
+            </w:tcBorders>
+            <w:shd w:fill="E8E8E8" w:val="clear"/>
+          </w:tcPr>
+          <w:p>
+            <w:r>
+              <w:rPr>
+                <w:b w:val="0"/>
+              </w:rPr>
+              <w:t>corrective and preventive action</w:t>
+            </w:r>
+          </w:p>
+        </w:tc>
+      </w:tr>
+      <w:tr>
+        <w:tc>
+          <w:tcPr>
+            <w:tcW w:type="pct" w:w="22%"/>
+            <w:tcBorders>
+              <w:top w:val="single" w:color="999999" w:sz="4"/>
+              <w:left w:val="single" w:color="999999" w:sz="4"/>
+              <w:bottom w:val="single" w:color="999999" w:sz="4"/>
+              <w:right w:val="single" w:color="999999" w:sz="4"/>
+            </w:tcBorders>
+            <w:shd w:fill="E8E8E8" w:val="clear"/>
+          </w:tcPr>
+          <w:p>
+            <w:r>
+              <w:rPr>
+                <w:b w:val="0"/>
+              </w:rPr>
+              <w:t>MOM</w:t>
+            </w:r>
+          </w:p>
+        </w:tc>
+        <w:tc>
+          <w:tcPr>
+            <w:tcW w:type="pct" w:w="22%"/>
+            <w:tcBorders>
+              <w:top w:val="single" w:color="999999" w:sz="4"/>
+              <w:left w:val="single" w:color="999999" w:sz="4"/>
+              <w:bottom w:val="single" w:color="999999" w:sz="4"/>
+              <w:right w:val="single" w:color="999999" w:sz="4"/>
+            </w:tcBorders>
+            <w:shd w:fill="E8E8E8" w:val="clear"/>
+          </w:tcPr>
+          <w:p>
+            <w:r>
+              <w:rPr>
+                <w:b w:val="0"/>
+              </w:rPr>
+              <w:t>Management of Medication (NABH SHCO chapter 7)</w:t>
+            </w:r>
+          </w:p>
+        </w:tc>
+      </w:tr>
+      <w:tr>
+        <w:tc>
+          <w:tcPr>
+            <w:tcW w:type="pct" w:w="22%"/>
+            <w:tcBorders>
+              <w:top w:val="single" w:color="999999" w:sz="4"/>
+              <w:left w:val="single" w:color="999999" w:sz="4"/>
+              <w:bottom w:val="single" w:color="999999" w:sz="4"/>
+              <w:right w:val="single" w:color="999999" w:sz="4"/>
+            </w:tcBorders>
+            <w:shd w:fill="E8E8E8" w:val="clear"/>
+          </w:tcPr>
+          <w:p>
+            <w:r>
+              <w:rPr>
+                <w:b w:val="0"/>
+              </w:rPr>
+              <w:t>NABH</w:t>
+            </w:r>
+          </w:p>
+        </w:tc>
+        <w:tc>
+          <w:tcPr>
+            <w:tcW w:type="pct" w:w="22%"/>
+            <w:tcBorders>
+              <w:top w:val="single" w:color="999999" w:sz="4"/>
+              <w:left w:val="single" w:color="999999" w:sz="4"/>
+              <w:bottom w:val="single" w:color="999999" w:sz="4"/>
+              <w:right w:val="single" w:color="999999" w:sz="4"/>
+            </w:tcBorders>
+            <w:shd w:fill="E8E8E8" w:val="clear"/>
+          </w:tcPr>
+          <w:p>
+            <w:r>
+              <w:rPr>
+                <w:b w:val="0"/>
+              </w:rPr>
+              <w:t>National Accreditation Board for Hospitals and Healthcare Providers</w:t>
+            </w:r>
+          </w:p>
+        </w:tc>
+      </w:tr>
+      <w:tr>
+        <w:tc>
+          <w:tcPr>
+            <w:tcW w:type="pct" w:w="22%"/>
+            <w:tcBorders>
+              <w:top w:val="single" w:color="999999" w:sz="4"/>
+              <w:left w:val="single" w:color="999999" w:sz="4"/>
+              <w:bottom w:val="single" w:color="999999" w:sz="4"/>
+              <w:right w:val="single" w:color="999999" w:sz="4"/>
+            </w:tcBorders>
+            <w:shd w:fill="E8E8E8" w:val="clear"/>
+          </w:tcPr>
+          <w:p>
+            <w:r>
+              <w:rPr>
+                <w:b w:val="0"/>
+              </w:rPr>
+              <w:t>NDPS</w:t>
+            </w:r>
+          </w:p>
+        </w:tc>
+        <w:tc>
+          <w:tcPr>
+            <w:tcW w:type="pct" w:w="22%"/>
+            <w:tcBorders>
+              <w:top w:val="single" w:color="999999" w:sz="4"/>
+              <w:left w:val="single" w:color="999999" w:sz="4"/>
+              <w:bottom w:val="single" w:color="999999" w:sz="4"/>
+              <w:right w:val="single" w:color="999999" w:sz="4"/>
+            </w:tcBorders>
+            <w:shd w:fill="E8E8E8" w:val="clear"/>
+          </w:tcPr>
+          <w:p>
+            <w:r>
+              <w:rPr>
+                <w:b w:val="0"/>
+              </w:rPr>
+              <w:t>Narcotic Drugs and Psychotropic Substances</w:t>
+            </w:r>
+          </w:p>
+        </w:tc>
+      </w:tr>
+      <w:tr>
+        <w:tc>
+          <w:tcPr>
+            <w:tcW w:type="pct" w:w="22%"/>
+            <w:tcBorders>
+              <w:top w:val="single" w:color="999999" w:sz="4"/>
+              <w:left w:val="single" w:color="999999" w:sz="4"/>
+              <w:bottom w:val="single" w:color="999999" w:sz="4"/>
+              <w:right w:val="single" w:color="999999" w:sz="4"/>
+            </w:tcBorders>
+            <w:shd w:fill="E8E8E8" w:val="clear"/>
+          </w:tcPr>
+          <w:p>
+            <w:r>
+              <w:rPr>
+                <w:b w:val="0"/>
+              </w:rPr>
+              <w:t>OE</w:t>
+            </w:r>
+          </w:p>
+        </w:tc>
+        <w:tc>
+          <w:tcPr>
+            <w:tcW w:type="pct" w:w="22%"/>
+            <w:tcBorders>
+              <w:top w:val="single" w:color="999999" w:sz="4"/>
+              <w:left w:val="single" w:color="999999" w:sz="4"/>
+              <w:bottom w:val="single" w:color="999999" w:sz="4"/>
+              <w:right w:val="single" w:color="999999" w:sz="4"/>
+            </w:tcBorders>
+            <w:shd w:fill="E8E8E8" w:val="clear"/>
+          </w:tcPr>
+          <w:p>
+            <w:r>
+              <w:rPr>
+                <w:b w:val="0"/>
+              </w:rPr>
+              <w:t>objective element</w:t>
+            </w:r>
+          </w:p>
+        </w:tc>
+      </w:tr>
+      <w:tr>
+        <w:tc>
+          <w:tcPr>
+            <w:tcW w:type="pct" w:w="22%"/>
+            <w:tcBorders>
+              <w:top w:val="single" w:color="999999" w:sz="4"/>
+              <w:left w:val="single" w:color="999999" w:sz="4"/>
+              <w:bottom w:val="single" w:color="999999" w:sz="4"/>
+              <w:right w:val="single" w:color="999999" w:sz="4"/>
+            </w:tcBorders>
+            <w:shd w:fill="E8E8E8" w:val="clear"/>
+          </w:tcPr>
+          <w:p>
+            <w:r>
+              <w:rPr>
+                <w:b w:val="0"/>
+              </w:rPr>
+              <w:t>PPE</w:t>
+            </w:r>
+          </w:p>
+        </w:tc>
+        <w:tc>
+          <w:tcPr>
+            <w:tcW w:type="pct" w:w="22%"/>
+            <w:tcBorders>
+              <w:top w:val="single" w:color="999999" w:sz="4"/>
+              <w:left w:val="single" w:color="999999" w:sz="4"/>
+              <w:bottom w:val="single" w:color="999999" w:sz="4"/>
+              <w:right w:val="single" w:color="999999" w:sz="4"/>
+            </w:tcBorders>
+            <w:shd w:fill="E8E8E8" w:val="clear"/>
+          </w:tcPr>
+          <w:p>
+            <w:r>
+              <w:rPr>
+                <w:b w:val="0"/>
+              </w:rPr>
+              <w:t>personal protective equipment</w:t>
+            </w:r>
+          </w:p>
+        </w:tc>
+      </w:tr>
+      <w:tr>
+        <w:tc>
+          <w:tcPr>
+            <w:tcW w:type="pct" w:w="22%"/>
+            <w:tcBorders>
+              <w:top w:val="single" w:color="999999" w:sz="4"/>
+              <w:left w:val="single" w:color="999999" w:sz="4"/>
+              <w:bottom w:val="single" w:color="999999" w:sz="4"/>
+              <w:right w:val="single" w:color="999999" w:sz="4"/>
+            </w:tcBorders>
+            <w:shd w:fill="E8E8E8" w:val="clear"/>
+          </w:tcPr>
+          <w:p>
+            <w:r>
+              <w:rPr>
+                <w:b w:val="0"/>
+              </w:rPr>
+              <w:t>SHCO</w:t>
+            </w:r>
+          </w:p>
+        </w:tc>
+        <w:tc>
+          <w:tcPr>
+            <w:tcW w:type="pct" w:w="22%"/>
+            <w:tcBorders>
+              <w:top w:val="single" w:color="999999" w:sz="4"/>
+              <w:left w:val="single" w:color="999999" w:sz="4"/>
+              <w:bottom w:val="single" w:color="999999" w:sz="4"/>
+              <w:right w:val="single" w:color="999999" w:sz="4"/>
+            </w:tcBorders>
+            <w:shd w:fill="E8E8E8" w:val="clear"/>
+          </w:tcPr>
+          <w:p>
+            <w:r>
+              <w:rPr>
+                <w:b w:val="0"/>
+              </w:rPr>
+              <w:t>Standards for Small Healthcare Organisations</w:t>
+            </w:r>
+          </w:p>
+        </w:tc>
+      </w:tr>
+    </w:tbl>
     <w:p>
       <w:pPr>
         <w:pStyle w:val="Heading1"/>

--- a/policies/build/masters/MOM.8_v2_master.docx
+++ b/policies/build/masters/MOM.8_v2_master.docx
@@ -682,18 +682,6 @@
     </w:p>
     <w:p>
       <w:pPr>
-        <w:spacing w:after="140"/>
-      </w:pPr>
-      <w:r>
-        <w:rPr>
-          <w:sz w:val="22"/>
-          <w:szCs w:val="22"/>
-        </w:rPr>
-        <w:t xml:space="preserve">Words marked «like this» are defaults a small hospital can keep. A blank marked «________» has no sensible default. Fill it in before this document is signed.</w:t>
-      </w:r>
-    </w:p>
-    <w:p>
-      <w:pPr>
         <w:pStyle w:val="Heading1"/>
         <w:spacing w:after="120" w:before="280"/>
       </w:pPr>
@@ -723,69 +711,6 @@
           <w:szCs w:val="22"/>
         </w:rPr>
         <w:t xml:space="preserve">It covers MOM.8.a–e: safe use; prescription by appropriate caregivers; secure storage; safe preparation and administration of chemotherapy and radioactive agents; and record-keeping.</w:t>
-      </w:r>
-    </w:p>
-    <w:p>
-      <w:pPr>
-        <w:spacing w:after="140"/>
-      </w:pPr>
-      <w:r>
-        <w:rPr>
-          <w:sz w:val="22"/>
-          <w:szCs w:val="22"/>
-        </w:rPr>
-        <w:t xml:space="preserve">Boundaries with other policies of «Hospital Name»:</w:t>
-      </w:r>
-    </w:p>
-    <w:p>
-      <w:pPr>
-        <w:pStyle w:val="ListParagraph"/>
-        <w:numPr>
-          <w:ilvl w:val="0"/>
-          <w:numId w:val="1"/>
-        </w:numPr>
-        <w:spacing w:after="60"/>
-      </w:pPr>
-      <w:r>
-        <w:rPr>
-          <w:sz w:val="22"/>
-          <w:szCs w:val="22"/>
-        </w:rPr>
-        <w:t xml:space="preserve">MOM.2 owns general medication storage. This policy adds the specific security, register and PPE requirements for narcotics, psychotropics, chemotherapeutic and radioactive agents.</w:t>
-      </w:r>
-    </w:p>
-    <w:p>
-      <w:pPr>
-        <w:pStyle w:val="ListParagraph"/>
-        <w:numPr>
-          <w:ilvl w:val="0"/>
-          <w:numId w:val="1"/>
-        </w:numPr>
-        <w:spacing w:after="60"/>
-      </w:pPr>
-      <w:r>
-        <w:rPr>
-          <w:sz w:val="22"/>
-          <w:szCs w:val="22"/>
-        </w:rPr>
-        <w:t xml:space="preserve">MOM.6 owns general administration safety. This policy adds the qualified-personnel and safety requirements specific to these agents.</w:t>
-      </w:r>
-    </w:p>
-    <w:p>
-      <w:pPr>
-        <w:pStyle w:val="ListParagraph"/>
-        <w:numPr>
-          <w:ilvl w:val="0"/>
-          <w:numId w:val="1"/>
-        </w:numPr>
-        <w:spacing w:after="60"/>
-      </w:pPr>
-      <w:r>
-        <w:rPr>
-          <w:sz w:val="22"/>
-          <w:szCs w:val="22"/>
-        </w:rPr>
-        <w:t xml:space="preserve">If «Hospital Name» does not provide chemotherapy or radioactive therapy services, those sections are recorded absences against the service directory.</w:t>
       </w:r>
     </w:p>
     <w:p>

--- a/policies/build/masters/MOM.8_v2_master.docx
+++ b/policies/build/masters/MOM.8_v2_master.docx
@@ -2443,6 +2443,532 @@
         <w:t xml:space="preserve">The Nursing Superintendent holds signed acknowledgements with the induction record.</w:t>
       </w:r>
     </w:p>
+    <w:p>
+      <w:pPr>
+        <w:pStyle w:val="Heading1"/>
+        <w:spacing w:after="120" w:before="280"/>
+      </w:pPr>
+      <w:r>
+        <w:t>10. Distribution</w:t>
+      </w:r>
+    </w:p>
+    <w:p>
+      <w:pPr>
+        <w:spacing w:after="140"/>
+      </w:pPr>
+      <w:r>
+        <w:rPr>
+          <w:sz w:val="22"/>
+          <w:szCs w:val="22"/>
+        </w:rPr>
+        <w:t xml:space="preserve">Official master copy: office of the Medical Superintendent, «Hospital Name», with the Pharmacy In-Charge and the Quality Coordinator.</w:t>
+      </w:r>
+    </w:p>
+    <w:p>
+      <w:pPr>
+        <w:spacing w:after="140"/>
+      </w:pPr>
+      <w:r>
+        <w:rPr>
+          <w:sz w:val="22"/>
+          <w:szCs w:val="22"/>
+        </w:rPr>
+        <w:t xml:space="preserve">Copies issued to: pharmacy; oncology unit where it exists; radiology and nuclear medicine where it exists; operation theatre; ICU where it exists.</w:t>
+      </w:r>
+    </w:p>
+    <w:p>
+      <w:pPr>
+        <w:spacing w:after="140"/>
+      </w:pPr>
+      <w:r>
+        <w:rPr>
+          <w:sz w:val="22"/>
+          <w:szCs w:val="22"/>
+        </w:rPr>
+        <w:t xml:space="preserve">The current version is available to all staff at the «pharmacy counter policy file» and, if the hospital keeps an intranet, at «staff intranet / policies».</w:t>
+      </w:r>
+    </w:p>
+    <w:p>
+      <w:pPr>
+        <w:spacing w:after="140"/>
+      </w:pPr>
+      <w:r>
+        <w:rPr>
+          <w:sz w:val="22"/>
+          <w:szCs w:val="22"/>
+        </w:rPr>
+        <w:t xml:space="preserve">When a new version is issued, take old copies out of use.</w:t>
+      </w:r>
+    </w:p>
+    <w:p>
+      <w:pPr>
+        <w:pStyle w:val="Heading1"/>
+        <w:spacing w:after="120" w:before="280"/>
+      </w:pPr>
+      <w:r>
+        <w:t>11. Abbreviations</w:t>
+      </w:r>
+    </w:p>
+    <w:tbl>
+      <w:tblPr>
+        <w:tblW w:type="pct" w:w="100%"/>
+        <w:tblBorders>
+          <w:top w:val="single" w:color="auto" w:sz="4"/>
+          <w:left w:val="single" w:color="auto" w:sz="4"/>
+          <w:bottom w:val="single" w:color="auto" w:sz="4"/>
+          <w:right w:val="single" w:color="auto" w:sz="4"/>
+          <w:insideH w:val="single" w:color="auto" w:sz="4"/>
+          <w:insideV w:val="single" w:color="auto" w:sz="4"/>
+        </w:tblBorders>
+      </w:tblPr>
+      <w:tblGrid>
+        <w:gridCol w:w="100"/>
+        <w:gridCol w:w="100"/>
+      </w:tblGrid>
+      <w:tr>
+        <w:tc>
+          <w:tcPr>
+            <w:tcW w:type="pct" w:w="22%"/>
+            <w:tcBorders>
+              <w:top w:val="single" w:color="999999" w:sz="4"/>
+              <w:left w:val="single" w:color="999999" w:sz="4"/>
+              <w:bottom w:val="single" w:color="999999" w:sz="4"/>
+              <w:right w:val="single" w:color="999999" w:sz="4"/>
+            </w:tcBorders>
+            <w:shd w:fill="E8E8E8" w:val="clear"/>
+          </w:tcPr>
+          <w:p>
+            <w:r>
+              <w:rPr>
+                <w:b/>
+              </w:rPr>
+              <w:t>Abbreviation</w:t>
+            </w:r>
+          </w:p>
+        </w:tc>
+        <w:tc>
+          <w:tcPr>
+            <w:tcW w:type="pct" w:w="22%"/>
+            <w:tcBorders>
+              <w:top w:val="single" w:color="999999" w:sz="4"/>
+              <w:left w:val="single" w:color="999999" w:sz="4"/>
+              <w:bottom w:val="single" w:color="999999" w:sz="4"/>
+              <w:right w:val="single" w:color="999999" w:sz="4"/>
+            </w:tcBorders>
+            <w:shd w:fill="E8E8E8" w:val="clear"/>
+          </w:tcPr>
+          <w:p>
+            <w:r>
+              <w:rPr>
+                <w:b/>
+              </w:rPr>
+              <w:t>Meaning</w:t>
+            </w:r>
+          </w:p>
+        </w:tc>
+      </w:tr>
+      <w:tr>
+        <w:tc>
+          <w:tcPr>
+            <w:tcW w:type="pct" w:w="22%"/>
+            <w:tcBorders>
+              <w:top w:val="single" w:color="999999" w:sz="4"/>
+              <w:left w:val="single" w:color="999999" w:sz="4"/>
+              <w:bottom w:val="single" w:color="999999" w:sz="4"/>
+              <w:right w:val="single" w:color="999999" w:sz="4"/>
+            </w:tcBorders>
+            <w:shd w:fill="E8E8E8" w:val="clear"/>
+          </w:tcPr>
+          <w:p>
+            <w:r>
+              <w:rPr>
+                <w:b w:val="0"/>
+              </w:rPr>
+              <w:t>AERB</w:t>
+            </w:r>
+          </w:p>
+        </w:tc>
+        <w:tc>
+          <w:tcPr>
+            <w:tcW w:type="pct" w:w="22%"/>
+            <w:tcBorders>
+              <w:top w:val="single" w:color="999999" w:sz="4"/>
+              <w:left w:val="single" w:color="999999" w:sz="4"/>
+              <w:bottom w:val="single" w:color="999999" w:sz="4"/>
+              <w:right w:val="single" w:color="999999" w:sz="4"/>
+            </w:tcBorders>
+            <w:shd w:fill="E8E8E8" w:val="clear"/>
+          </w:tcPr>
+          <w:p>
+            <w:r>
+              <w:rPr>
+                <w:b w:val="0"/>
+              </w:rPr>
+              <w:t>Atomic Energy Regulatory Board</w:t>
+            </w:r>
+          </w:p>
+        </w:tc>
+      </w:tr>
+      <w:tr>
+        <w:tc>
+          <w:tcPr>
+            <w:tcW w:type="pct" w:w="22%"/>
+            <w:tcBorders>
+              <w:top w:val="single" w:color="999999" w:sz="4"/>
+              <w:left w:val="single" w:color="999999" w:sz="4"/>
+              <w:bottom w:val="single" w:color="999999" w:sz="4"/>
+              <w:right w:val="single" w:color="999999" w:sz="4"/>
+            </w:tcBorders>
+            <w:shd w:fill="E8E8E8" w:val="clear"/>
+          </w:tcPr>
+          <w:p>
+            <w:r>
+              <w:rPr>
+                <w:b w:val="0"/>
+              </w:rPr>
+              <w:t>BMW</w:t>
+            </w:r>
+          </w:p>
+        </w:tc>
+        <w:tc>
+          <w:tcPr>
+            <w:tcW w:type="pct" w:w="22%"/>
+            <w:tcBorders>
+              <w:top w:val="single" w:color="999999" w:sz="4"/>
+              <w:left w:val="single" w:color="999999" w:sz="4"/>
+              <w:bottom w:val="single" w:color="999999" w:sz="4"/>
+              <w:right w:val="single" w:color="999999" w:sz="4"/>
+            </w:tcBorders>
+            <w:shd w:fill="E8E8E8" w:val="clear"/>
+          </w:tcPr>
+          <w:p>
+            <w:r>
+              <w:rPr>
+                <w:b w:val="0"/>
+              </w:rPr>
+              <w:t>Bio-Medical Waste</w:t>
+            </w:r>
+          </w:p>
+        </w:tc>
+      </w:tr>
+      <w:tr>
+        <w:tc>
+          <w:tcPr>
+            <w:tcW w:type="pct" w:w="22%"/>
+            <w:tcBorders>
+              <w:top w:val="single" w:color="999999" w:sz="4"/>
+              <w:left w:val="single" w:color="999999" w:sz="4"/>
+              <w:bottom w:val="single" w:color="999999" w:sz="4"/>
+              <w:right w:val="single" w:color="999999" w:sz="4"/>
+            </w:tcBorders>
+            <w:shd w:fill="E8E8E8" w:val="clear"/>
+          </w:tcPr>
+          <w:p>
+            <w:r>
+              <w:rPr>
+                <w:b w:val="0"/>
+              </w:rPr>
+              <w:t>CAPA</w:t>
+            </w:r>
+          </w:p>
+        </w:tc>
+        <w:tc>
+          <w:tcPr>
+            <w:tcW w:type="pct" w:w="22%"/>
+            <w:tcBorders>
+              <w:top w:val="single" w:color="999999" w:sz="4"/>
+              <w:left w:val="single" w:color="999999" w:sz="4"/>
+              <w:bottom w:val="single" w:color="999999" w:sz="4"/>
+              <w:right w:val="single" w:color="999999" w:sz="4"/>
+            </w:tcBorders>
+            <w:shd w:fill="E8E8E8" w:val="clear"/>
+          </w:tcPr>
+          <w:p>
+            <w:r>
+              <w:rPr>
+                <w:b w:val="0"/>
+              </w:rPr>
+              <w:t>corrective and preventive action</w:t>
+            </w:r>
+          </w:p>
+        </w:tc>
+      </w:tr>
+      <w:tr>
+        <w:tc>
+          <w:tcPr>
+            <w:tcW w:type="pct" w:w="22%"/>
+            <w:tcBorders>
+              <w:top w:val="single" w:color="999999" w:sz="4"/>
+              <w:left w:val="single" w:color="999999" w:sz="4"/>
+              <w:bottom w:val="single" w:color="999999" w:sz="4"/>
+              <w:right w:val="single" w:color="999999" w:sz="4"/>
+            </w:tcBorders>
+            <w:shd w:fill="E8E8E8" w:val="clear"/>
+          </w:tcPr>
+          <w:p>
+            <w:r>
+              <w:rPr>
+                <w:b w:val="0"/>
+              </w:rPr>
+              <w:t>MOM</w:t>
+            </w:r>
+          </w:p>
+        </w:tc>
+        <w:tc>
+          <w:tcPr>
+            <w:tcW w:type="pct" w:w="22%"/>
+            <w:tcBorders>
+              <w:top w:val="single" w:color="999999" w:sz="4"/>
+              <w:left w:val="single" w:color="999999" w:sz="4"/>
+              <w:bottom w:val="single" w:color="999999" w:sz="4"/>
+              <w:right w:val="single" w:color="999999" w:sz="4"/>
+            </w:tcBorders>
+            <w:shd w:fill="E8E8E8" w:val="clear"/>
+          </w:tcPr>
+          <w:p>
+            <w:r>
+              <w:rPr>
+                <w:b w:val="0"/>
+              </w:rPr>
+              <w:t>Management of Medication (NABH SHCO chapter 7)</w:t>
+            </w:r>
+          </w:p>
+        </w:tc>
+      </w:tr>
+      <w:tr>
+        <w:tc>
+          <w:tcPr>
+            <w:tcW w:type="pct" w:w="22%"/>
+            <w:tcBorders>
+              <w:top w:val="single" w:color="999999" w:sz="4"/>
+              <w:left w:val="single" w:color="999999" w:sz="4"/>
+              <w:bottom w:val="single" w:color="999999" w:sz="4"/>
+              <w:right w:val="single" w:color="999999" w:sz="4"/>
+            </w:tcBorders>
+            <w:shd w:fill="E8E8E8" w:val="clear"/>
+          </w:tcPr>
+          <w:p>
+            <w:r>
+              <w:rPr>
+                <w:b w:val="0"/>
+              </w:rPr>
+              <w:t>NABH</w:t>
+            </w:r>
+          </w:p>
+        </w:tc>
+        <w:tc>
+          <w:tcPr>
+            <w:tcW w:type="pct" w:w="22%"/>
+            <w:tcBorders>
+              <w:top w:val="single" w:color="999999" w:sz="4"/>
+              <w:left w:val="single" w:color="999999" w:sz="4"/>
+              <w:bottom w:val="single" w:color="999999" w:sz="4"/>
+              <w:right w:val="single" w:color="999999" w:sz="4"/>
+            </w:tcBorders>
+            <w:shd w:fill="E8E8E8" w:val="clear"/>
+          </w:tcPr>
+          <w:p>
+            <w:r>
+              <w:rPr>
+                <w:b w:val="0"/>
+              </w:rPr>
+              <w:t>National Accreditation Board for Hospitals and Healthcare Providers</w:t>
+            </w:r>
+          </w:p>
+        </w:tc>
+      </w:tr>
+      <w:tr>
+        <w:tc>
+          <w:tcPr>
+            <w:tcW w:type="pct" w:w="22%"/>
+            <w:tcBorders>
+              <w:top w:val="single" w:color="999999" w:sz="4"/>
+              <w:left w:val="single" w:color="999999" w:sz="4"/>
+              <w:bottom w:val="single" w:color="999999" w:sz="4"/>
+              <w:right w:val="single" w:color="999999" w:sz="4"/>
+            </w:tcBorders>
+            <w:shd w:fill="E8E8E8" w:val="clear"/>
+          </w:tcPr>
+          <w:p>
+            <w:r>
+              <w:rPr>
+                <w:b w:val="0"/>
+              </w:rPr>
+              <w:t>NDPS</w:t>
+            </w:r>
+          </w:p>
+        </w:tc>
+        <w:tc>
+          <w:tcPr>
+            <w:tcW w:type="pct" w:w="22%"/>
+            <w:tcBorders>
+              <w:top w:val="single" w:color="999999" w:sz="4"/>
+              <w:left w:val="single" w:color="999999" w:sz="4"/>
+              <w:bottom w:val="single" w:color="999999" w:sz="4"/>
+              <w:right w:val="single" w:color="999999" w:sz="4"/>
+            </w:tcBorders>
+            <w:shd w:fill="E8E8E8" w:val="clear"/>
+          </w:tcPr>
+          <w:p>
+            <w:r>
+              <w:rPr>
+                <w:b w:val="0"/>
+              </w:rPr>
+              <w:t>Narcotic Drugs and Psychotropic Substances</w:t>
+            </w:r>
+          </w:p>
+        </w:tc>
+      </w:tr>
+      <w:tr>
+        <w:tc>
+          <w:tcPr>
+            <w:tcW w:type="pct" w:w="22%"/>
+            <w:tcBorders>
+              <w:top w:val="single" w:color="999999" w:sz="4"/>
+              <w:left w:val="single" w:color="999999" w:sz="4"/>
+              <w:bottom w:val="single" w:color="999999" w:sz="4"/>
+              <w:right w:val="single" w:color="999999" w:sz="4"/>
+            </w:tcBorders>
+            <w:shd w:fill="E8E8E8" w:val="clear"/>
+          </w:tcPr>
+          <w:p>
+            <w:r>
+              <w:rPr>
+                <w:b w:val="0"/>
+              </w:rPr>
+              <w:t>OE</w:t>
+            </w:r>
+          </w:p>
+        </w:tc>
+        <w:tc>
+          <w:tcPr>
+            <w:tcW w:type="pct" w:w="22%"/>
+            <w:tcBorders>
+              <w:top w:val="single" w:color="999999" w:sz="4"/>
+              <w:left w:val="single" w:color="999999" w:sz="4"/>
+              <w:bottom w:val="single" w:color="999999" w:sz="4"/>
+              <w:right w:val="single" w:color="999999" w:sz="4"/>
+            </w:tcBorders>
+            <w:shd w:fill="E8E8E8" w:val="clear"/>
+          </w:tcPr>
+          <w:p>
+            <w:r>
+              <w:rPr>
+                <w:b w:val="0"/>
+              </w:rPr>
+              <w:t>objective element</w:t>
+            </w:r>
+          </w:p>
+        </w:tc>
+      </w:tr>
+      <w:tr>
+        <w:tc>
+          <w:tcPr>
+            <w:tcW w:type="pct" w:w="22%"/>
+            <w:tcBorders>
+              <w:top w:val="single" w:color="999999" w:sz="4"/>
+              <w:left w:val="single" w:color="999999" w:sz="4"/>
+              <w:bottom w:val="single" w:color="999999" w:sz="4"/>
+              <w:right w:val="single" w:color="999999" w:sz="4"/>
+            </w:tcBorders>
+            <w:shd w:fill="E8E8E8" w:val="clear"/>
+          </w:tcPr>
+          <w:p>
+            <w:r>
+              <w:rPr>
+                <w:b w:val="0"/>
+              </w:rPr>
+              <w:t>PPE</w:t>
+            </w:r>
+          </w:p>
+        </w:tc>
+        <w:tc>
+          <w:tcPr>
+            <w:tcW w:type="pct" w:w="22%"/>
+            <w:tcBorders>
+              <w:top w:val="single" w:color="999999" w:sz="4"/>
+              <w:left w:val="single" w:color="999999" w:sz="4"/>
+              <w:bottom w:val="single" w:color="999999" w:sz="4"/>
+              <w:right w:val="single" w:color="999999" w:sz="4"/>
+            </w:tcBorders>
+            <w:shd w:fill="E8E8E8" w:val="clear"/>
+          </w:tcPr>
+          <w:p>
+            <w:r>
+              <w:rPr>
+                <w:b w:val="0"/>
+              </w:rPr>
+              <w:t>personal protective equipment</w:t>
+            </w:r>
+          </w:p>
+        </w:tc>
+      </w:tr>
+      <w:tr>
+        <w:tc>
+          <w:tcPr>
+            <w:tcW w:type="pct" w:w="22%"/>
+            <w:tcBorders>
+              <w:top w:val="single" w:color="999999" w:sz="4"/>
+              <w:left w:val="single" w:color="999999" w:sz="4"/>
+              <w:bottom w:val="single" w:color="999999" w:sz="4"/>
+              <w:right w:val="single" w:color="999999" w:sz="4"/>
+            </w:tcBorders>
+            <w:shd w:fill="E8E8E8" w:val="clear"/>
+          </w:tcPr>
+          <w:p>
+            <w:r>
+              <w:rPr>
+                <w:b w:val="0"/>
+              </w:rPr>
+              <w:t>SHCO</w:t>
+            </w:r>
+          </w:p>
+        </w:tc>
+        <w:tc>
+          <w:tcPr>
+            <w:tcW w:type="pct" w:w="22%"/>
+            <w:tcBorders>
+              <w:top w:val="single" w:color="999999" w:sz="4"/>
+              <w:left w:val="single" w:color="999999" w:sz="4"/>
+              <w:bottom w:val="single" w:color="999999" w:sz="4"/>
+              <w:right w:val="single" w:color="999999" w:sz="4"/>
+            </w:tcBorders>
+            <w:shd w:fill="E8E8E8" w:val="clear"/>
+          </w:tcPr>
+          <w:p>
+            <w:r>
+              <w:rPr>
+                <w:b w:val="0"/>
+              </w:rPr>
+              <w:t>Standards for Small Healthcare Organisations</w:t>
+            </w:r>
+          </w:p>
+        </w:tc>
+      </w:tr>
+    </w:tbl>
+    <w:p>
+      <w:pPr>
+        <w:pStyle w:val="Heading1"/>
+        <w:spacing w:after="120" w:before="280"/>
+      </w:pPr>
+      <w:r>
+        <w:t>12. Traceability to NABH SHCO 3rd Edition MOM.8</w:t>
+      </w:r>
+    </w:p>
+    <w:p>
+      <w:pPr>
+        <w:spacing w:after="120"/>
+      </w:pPr>
+      <w:r>
+        <w:rPr>
+          <w:i/>
+          <w:iCs/>
+          <w:sz w:val="20"/>
+          <w:szCs w:val="20"/>
+        </w:rPr>
+        <w:t xml:space="preserve">This table is an index. It is not how the policy is organised.</w:t>
+      </w:r>
+    </w:p>
     <w:tbl>
       <w:tblPr>
         <w:tblW w:type="pct" w:w="100%"/>
@@ -3107,532 +3633,6 @@
         </w:tc>
       </w:tr>
     </w:tbl>
-    <w:p>
-      <w:pPr>
-        <w:pStyle w:val="Heading1"/>
-        <w:spacing w:after="120" w:before="280"/>
-      </w:pPr>
-      <w:r>
-        <w:t>10. Distribution</w:t>
-      </w:r>
-    </w:p>
-    <w:p>
-      <w:pPr>
-        <w:spacing w:after="140"/>
-      </w:pPr>
-      <w:r>
-        <w:rPr>
-          <w:sz w:val="22"/>
-          <w:szCs w:val="22"/>
-        </w:rPr>
-        <w:t xml:space="preserve">Official master copy: office of the Medical Superintendent, «Hospital Name», with the Pharmacy In-Charge and the Quality Coordinator.</w:t>
-      </w:r>
-    </w:p>
-    <w:p>
-      <w:pPr>
-        <w:spacing w:after="140"/>
-      </w:pPr>
-      <w:r>
-        <w:rPr>
-          <w:sz w:val="22"/>
-          <w:szCs w:val="22"/>
-        </w:rPr>
-        <w:t xml:space="preserve">Copies issued to: pharmacy; oncology unit where it exists; radiology and nuclear medicine where it exists; operation theatre; ICU where it exists.</w:t>
-      </w:r>
-    </w:p>
-    <w:p>
-      <w:pPr>
-        <w:spacing w:after="140"/>
-      </w:pPr>
-      <w:r>
-        <w:rPr>
-          <w:sz w:val="22"/>
-          <w:szCs w:val="22"/>
-        </w:rPr>
-        <w:t xml:space="preserve">The current version is available to all staff at the «pharmacy counter policy file» and, if the hospital keeps an intranet, at «staff intranet / policies».</w:t>
-      </w:r>
-    </w:p>
-    <w:p>
-      <w:pPr>
-        <w:spacing w:after="140"/>
-      </w:pPr>
-      <w:r>
-        <w:rPr>
-          <w:sz w:val="22"/>
-          <w:szCs w:val="22"/>
-        </w:rPr>
-        <w:t xml:space="preserve">When a new version is issued, take old copies out of use.</w:t>
-      </w:r>
-    </w:p>
-    <w:p>
-      <w:pPr>
-        <w:pStyle w:val="Heading1"/>
-        <w:spacing w:after="120" w:before="280"/>
-      </w:pPr>
-      <w:r>
-        <w:t>11. Abbreviations</w:t>
-      </w:r>
-    </w:p>
-    <w:tbl>
-      <w:tblPr>
-        <w:tblW w:type="pct" w:w="100%"/>
-        <w:tblBorders>
-          <w:top w:val="single" w:color="auto" w:sz="4"/>
-          <w:left w:val="single" w:color="auto" w:sz="4"/>
-          <w:bottom w:val="single" w:color="auto" w:sz="4"/>
-          <w:right w:val="single" w:color="auto" w:sz="4"/>
-          <w:insideH w:val="single" w:color="auto" w:sz="4"/>
-          <w:insideV w:val="single" w:color="auto" w:sz="4"/>
-        </w:tblBorders>
-      </w:tblPr>
-      <w:tblGrid>
-        <w:gridCol w:w="100"/>
-        <w:gridCol w:w="100"/>
-      </w:tblGrid>
-      <w:tr>
-        <w:tc>
-          <w:tcPr>
-            <w:tcW w:type="pct" w:w="22%"/>
-            <w:tcBorders>
-              <w:top w:val="single" w:color="999999" w:sz="4"/>
-              <w:left w:val="single" w:color="999999" w:sz="4"/>
-              <w:bottom w:val="single" w:color="999999" w:sz="4"/>
-              <w:right w:val="single" w:color="999999" w:sz="4"/>
-            </w:tcBorders>
-            <w:shd w:fill="E8E8E8" w:val="clear"/>
-          </w:tcPr>
-          <w:p>
-            <w:r>
-              <w:rPr>
-                <w:b/>
-              </w:rPr>
-              <w:t>Abbreviation</w:t>
-            </w:r>
-          </w:p>
-        </w:tc>
-        <w:tc>
-          <w:tcPr>
-            <w:tcW w:type="pct" w:w="22%"/>
-            <w:tcBorders>
-              <w:top w:val="single" w:color="999999" w:sz="4"/>
-              <w:left w:val="single" w:color="999999" w:sz="4"/>
-              <w:bottom w:val="single" w:color="999999" w:sz="4"/>
-              <w:right w:val="single" w:color="999999" w:sz="4"/>
-            </w:tcBorders>
-            <w:shd w:fill="E8E8E8" w:val="clear"/>
-          </w:tcPr>
-          <w:p>
-            <w:r>
-              <w:rPr>
-                <w:b/>
-              </w:rPr>
-              <w:t>Meaning</w:t>
-            </w:r>
-          </w:p>
-        </w:tc>
-      </w:tr>
-      <w:tr>
-        <w:tc>
-          <w:tcPr>
-            <w:tcW w:type="pct" w:w="22%"/>
-            <w:tcBorders>
-              <w:top w:val="single" w:color="999999" w:sz="4"/>
-              <w:left w:val="single" w:color="999999" w:sz="4"/>
-              <w:bottom w:val="single" w:color="999999" w:sz="4"/>
-              <w:right w:val="single" w:color="999999" w:sz="4"/>
-            </w:tcBorders>
-            <w:shd w:fill="E8E8E8" w:val="clear"/>
-          </w:tcPr>
-          <w:p>
-            <w:r>
-              <w:rPr>
-                <w:b w:val="0"/>
-              </w:rPr>
-              <w:t>AERB</w:t>
-            </w:r>
-          </w:p>
-        </w:tc>
-        <w:tc>
-          <w:tcPr>
-            <w:tcW w:type="pct" w:w="22%"/>
-            <w:tcBorders>
-              <w:top w:val="single" w:color="999999" w:sz="4"/>
-              <w:left w:val="single" w:color="999999" w:sz="4"/>
-              <w:bottom w:val="single" w:color="999999" w:sz="4"/>
-              <w:right w:val="single" w:color="999999" w:sz="4"/>
-            </w:tcBorders>
-            <w:shd w:fill="E8E8E8" w:val="clear"/>
-          </w:tcPr>
-          <w:p>
-            <w:r>
-              <w:rPr>
-                <w:b w:val="0"/>
-              </w:rPr>
-              <w:t>Atomic Energy Regulatory Board</w:t>
-            </w:r>
-          </w:p>
-        </w:tc>
-      </w:tr>
-      <w:tr>
-        <w:tc>
-          <w:tcPr>
-            <w:tcW w:type="pct" w:w="22%"/>
-            <w:tcBorders>
-              <w:top w:val="single" w:color="999999" w:sz="4"/>
-              <w:left w:val="single" w:color="999999" w:sz="4"/>
-              <w:bottom w:val="single" w:color="999999" w:sz="4"/>
-              <w:right w:val="single" w:color="999999" w:sz="4"/>
-            </w:tcBorders>
-            <w:shd w:fill="E8E8E8" w:val="clear"/>
-          </w:tcPr>
-          <w:p>
-            <w:r>
-              <w:rPr>
-                <w:b w:val="0"/>
-              </w:rPr>
-              <w:t>BMW</w:t>
-            </w:r>
-          </w:p>
-        </w:tc>
-        <w:tc>
-          <w:tcPr>
-            <w:tcW w:type="pct" w:w="22%"/>
-            <w:tcBorders>
-              <w:top w:val="single" w:color="999999" w:sz="4"/>
-              <w:left w:val="single" w:color="999999" w:sz="4"/>
-              <w:bottom w:val="single" w:color="999999" w:sz="4"/>
-              <w:right w:val="single" w:color="999999" w:sz="4"/>
-            </w:tcBorders>
-            <w:shd w:fill="E8E8E8" w:val="clear"/>
-          </w:tcPr>
-          <w:p>
-            <w:r>
-              <w:rPr>
-                <w:b w:val="0"/>
-              </w:rPr>
-              <w:t>Bio-Medical Waste</w:t>
-            </w:r>
-          </w:p>
-        </w:tc>
-      </w:tr>
-      <w:tr>
-        <w:tc>
-          <w:tcPr>
-            <w:tcW w:type="pct" w:w="22%"/>
-            <w:tcBorders>
-              <w:top w:val="single" w:color="999999" w:sz="4"/>
-              <w:left w:val="single" w:color="999999" w:sz="4"/>
-              <w:bottom w:val="single" w:color="999999" w:sz="4"/>
-              <w:right w:val="single" w:color="999999" w:sz="4"/>
-            </w:tcBorders>
-            <w:shd w:fill="E8E8E8" w:val="clear"/>
-          </w:tcPr>
-          <w:p>
-            <w:r>
-              <w:rPr>
-                <w:b w:val="0"/>
-              </w:rPr>
-              <w:t>CAPA</w:t>
-            </w:r>
-          </w:p>
-        </w:tc>
-        <w:tc>
-          <w:tcPr>
-            <w:tcW w:type="pct" w:w="22%"/>
-            <w:tcBorders>
-              <w:top w:val="single" w:color="999999" w:sz="4"/>
-              <w:left w:val="single" w:color="999999" w:sz="4"/>
-              <w:bottom w:val="single" w:color="999999" w:sz="4"/>
-              <w:right w:val="single" w:color="999999" w:sz="4"/>
-            </w:tcBorders>
-            <w:shd w:fill="E8E8E8" w:val="clear"/>
-          </w:tcPr>
-          <w:p>
-            <w:r>
-              <w:rPr>
-                <w:b w:val="0"/>
-              </w:rPr>
-              <w:t>corrective and preventive action</w:t>
-            </w:r>
-          </w:p>
-        </w:tc>
-      </w:tr>
-      <w:tr>
-        <w:tc>
-          <w:tcPr>
-            <w:tcW w:type="pct" w:w="22%"/>
-            <w:tcBorders>
-              <w:top w:val="single" w:color="999999" w:sz="4"/>
-              <w:left w:val="single" w:color="999999" w:sz="4"/>
-              <w:bottom w:val="single" w:color="999999" w:sz="4"/>
-              <w:right w:val="single" w:color="999999" w:sz="4"/>
-            </w:tcBorders>
-            <w:shd w:fill="E8E8E8" w:val="clear"/>
-          </w:tcPr>
-          <w:p>
-            <w:r>
-              <w:rPr>
-                <w:b w:val="0"/>
-              </w:rPr>
-              <w:t>MOM</w:t>
-            </w:r>
-          </w:p>
-        </w:tc>
-        <w:tc>
-          <w:tcPr>
-            <w:tcW w:type="pct" w:w="22%"/>
-            <w:tcBorders>
-              <w:top w:val="single" w:color="999999" w:sz="4"/>
-              <w:left w:val="single" w:color="999999" w:sz="4"/>
-              <w:bottom w:val="single" w:color="999999" w:sz="4"/>
-              <w:right w:val="single" w:color="999999" w:sz="4"/>
-            </w:tcBorders>
-            <w:shd w:fill="E8E8E8" w:val="clear"/>
-          </w:tcPr>
-          <w:p>
-            <w:r>
-              <w:rPr>
-                <w:b w:val="0"/>
-              </w:rPr>
-              <w:t>Management of Medication (NABH SHCO chapter 7)</w:t>
-            </w:r>
-          </w:p>
-        </w:tc>
-      </w:tr>
-      <w:tr>
-        <w:tc>
-          <w:tcPr>
-            <w:tcW w:type="pct" w:w="22%"/>
-            <w:tcBorders>
-              <w:top w:val="single" w:color="999999" w:sz="4"/>
-              <w:left w:val="single" w:color="999999" w:sz="4"/>
-              <w:bottom w:val="single" w:color="999999" w:sz="4"/>
-              <w:right w:val="single" w:color="999999" w:sz="4"/>
-            </w:tcBorders>
-            <w:shd w:fill="E8E8E8" w:val="clear"/>
-          </w:tcPr>
-          <w:p>
-            <w:r>
-              <w:rPr>
-                <w:b w:val="0"/>
-              </w:rPr>
-              <w:t>NABH</w:t>
-            </w:r>
-          </w:p>
-        </w:tc>
-        <w:tc>
-          <w:tcPr>
-            <w:tcW w:type="pct" w:w="22%"/>
-            <w:tcBorders>
-              <w:top w:val="single" w:color="999999" w:sz="4"/>
-              <w:left w:val="single" w:color="999999" w:sz="4"/>
-              <w:bottom w:val="single" w:color="999999" w:sz="4"/>
-              <w:right w:val="single" w:color="999999" w:sz="4"/>
-            </w:tcBorders>
-            <w:shd w:fill="E8E8E8" w:val="clear"/>
-          </w:tcPr>
-          <w:p>
-            <w:r>
-              <w:rPr>
-                <w:b w:val="0"/>
-              </w:rPr>
-              <w:t>National Accreditation Board for Hospitals and Healthcare Providers</w:t>
-            </w:r>
-          </w:p>
-        </w:tc>
-      </w:tr>
-      <w:tr>
-        <w:tc>
-          <w:tcPr>
-            <w:tcW w:type="pct" w:w="22%"/>
-            <w:tcBorders>
-              <w:top w:val="single" w:color="999999" w:sz="4"/>
-              <w:left w:val="single" w:color="999999" w:sz="4"/>
-              <w:bottom w:val="single" w:color="999999" w:sz="4"/>
-              <w:right w:val="single" w:color="999999" w:sz="4"/>
-            </w:tcBorders>
-            <w:shd w:fill="E8E8E8" w:val="clear"/>
-          </w:tcPr>
-          <w:p>
-            <w:r>
-              <w:rPr>
-                <w:b w:val="0"/>
-              </w:rPr>
-              <w:t>NDPS</w:t>
-            </w:r>
-          </w:p>
-        </w:tc>
-        <w:tc>
-          <w:tcPr>
-            <w:tcW w:type="pct" w:w="22%"/>
-            <w:tcBorders>
-              <w:top w:val="single" w:color="999999" w:sz="4"/>
-              <w:left w:val="single" w:color="999999" w:sz="4"/>
-              <w:bottom w:val="single" w:color="999999" w:sz="4"/>
-              <w:right w:val="single" w:color="999999" w:sz="4"/>
-            </w:tcBorders>
-            <w:shd w:fill="E8E8E8" w:val="clear"/>
-          </w:tcPr>
-          <w:p>
-            <w:r>
-              <w:rPr>
-                <w:b w:val="0"/>
-              </w:rPr>
-              <w:t>Narcotic Drugs and Psychotropic Substances</w:t>
-            </w:r>
-          </w:p>
-        </w:tc>
-      </w:tr>
-      <w:tr>
-        <w:tc>
-          <w:tcPr>
-            <w:tcW w:type="pct" w:w="22%"/>
-            <w:tcBorders>
-              <w:top w:val="single" w:color="999999" w:sz="4"/>
-              <w:left w:val="single" w:color="999999" w:sz="4"/>
-              <w:bottom w:val="single" w:color="999999" w:sz="4"/>
-              <w:right w:val="single" w:color="999999" w:sz="4"/>
-            </w:tcBorders>
-            <w:shd w:fill="E8E8E8" w:val="clear"/>
-          </w:tcPr>
-          <w:p>
-            <w:r>
-              <w:rPr>
-                <w:b w:val="0"/>
-              </w:rPr>
-              <w:t>OE</w:t>
-            </w:r>
-          </w:p>
-        </w:tc>
-        <w:tc>
-          <w:tcPr>
-            <w:tcW w:type="pct" w:w="22%"/>
-            <w:tcBorders>
-              <w:top w:val="single" w:color="999999" w:sz="4"/>
-              <w:left w:val="single" w:color="999999" w:sz="4"/>
-              <w:bottom w:val="single" w:color="999999" w:sz="4"/>
-              <w:right w:val="single" w:color="999999" w:sz="4"/>
-            </w:tcBorders>
-            <w:shd w:fill="E8E8E8" w:val="clear"/>
-          </w:tcPr>
-          <w:p>
-            <w:r>
-              <w:rPr>
-                <w:b w:val="0"/>
-              </w:rPr>
-              <w:t>objective element</w:t>
-            </w:r>
-          </w:p>
-        </w:tc>
-      </w:tr>
-      <w:tr>
-        <w:tc>
-          <w:tcPr>
-            <w:tcW w:type="pct" w:w="22%"/>
-            <w:tcBorders>
-              <w:top w:val="single" w:color="999999" w:sz="4"/>
-              <w:left w:val="single" w:color="999999" w:sz="4"/>
-              <w:bottom w:val="single" w:color="999999" w:sz="4"/>
-              <w:right w:val="single" w:color="999999" w:sz="4"/>
-            </w:tcBorders>
-            <w:shd w:fill="E8E8E8" w:val="clear"/>
-          </w:tcPr>
-          <w:p>
-            <w:r>
-              <w:rPr>
-                <w:b w:val="0"/>
-              </w:rPr>
-              <w:t>PPE</w:t>
-            </w:r>
-          </w:p>
-        </w:tc>
-        <w:tc>
-          <w:tcPr>
-            <w:tcW w:type="pct" w:w="22%"/>
-            <w:tcBorders>
-              <w:top w:val="single" w:color="999999" w:sz="4"/>
-              <w:left w:val="single" w:color="999999" w:sz="4"/>
-              <w:bottom w:val="single" w:color="999999" w:sz="4"/>
-              <w:right w:val="single" w:color="999999" w:sz="4"/>
-            </w:tcBorders>
-            <w:shd w:fill="E8E8E8" w:val="clear"/>
-          </w:tcPr>
-          <w:p>
-            <w:r>
-              <w:rPr>
-                <w:b w:val="0"/>
-              </w:rPr>
-              <w:t>personal protective equipment</w:t>
-            </w:r>
-          </w:p>
-        </w:tc>
-      </w:tr>
-      <w:tr>
-        <w:tc>
-          <w:tcPr>
-            <w:tcW w:type="pct" w:w="22%"/>
-            <w:tcBorders>
-              <w:top w:val="single" w:color="999999" w:sz="4"/>
-              <w:left w:val="single" w:color="999999" w:sz="4"/>
-              <w:bottom w:val="single" w:color="999999" w:sz="4"/>
-              <w:right w:val="single" w:color="999999" w:sz="4"/>
-            </w:tcBorders>
-            <w:shd w:fill="E8E8E8" w:val="clear"/>
-          </w:tcPr>
-          <w:p>
-            <w:r>
-              <w:rPr>
-                <w:b w:val="0"/>
-              </w:rPr>
-              <w:t>SHCO</w:t>
-            </w:r>
-          </w:p>
-        </w:tc>
-        <w:tc>
-          <w:tcPr>
-            <w:tcW w:type="pct" w:w="22%"/>
-            <w:tcBorders>
-              <w:top w:val="single" w:color="999999" w:sz="4"/>
-              <w:left w:val="single" w:color="999999" w:sz="4"/>
-              <w:bottom w:val="single" w:color="999999" w:sz="4"/>
-              <w:right w:val="single" w:color="999999" w:sz="4"/>
-            </w:tcBorders>
-            <w:shd w:fill="E8E8E8" w:val="clear"/>
-          </w:tcPr>
-          <w:p>
-            <w:r>
-              <w:rPr>
-                <w:b w:val="0"/>
-              </w:rPr>
-              <w:t>Standards for Small Healthcare Organisations</w:t>
-            </w:r>
-          </w:p>
-        </w:tc>
-      </w:tr>
-    </w:tbl>
-    <w:p>
-      <w:pPr>
-        <w:pStyle w:val="Heading1"/>
-        <w:spacing w:after="120" w:before="280"/>
-      </w:pPr>
-      <w:r>
-        <w:t>12. Traceability to NABH SHCO 3rd Edition MOM.8</w:t>
-      </w:r>
-    </w:p>
-    <w:p>
-      <w:pPr>
-        <w:spacing w:after="120"/>
-      </w:pPr>
-      <w:r>
-        <w:rPr>
-          <w:i/>
-          <w:iCs/>
-          <w:sz w:val="20"/>
-          <w:szCs w:val="20"/>
-        </w:rPr>
-        <w:t xml:space="preserve">This table is an index. It is not how the policy is organised.</w:t>
-      </w:r>
-    </w:p>
     <w:p>
       <w:pPr>
         <w:pStyle w:val="Heading1"/>

--- a/policies/build/masters/MOM.8_v2_master.docx
+++ b/policies/build/masters/MOM.8_v2_master.docx
@@ -677,7 +677,7 @@
           <w:sz w:val="22"/>
           <w:szCs w:val="22"/>
         </w:rPr>
-        <w:t xml:space="preserve">It covers MOM.8.a–e.</w:t>
+        <w:t>It covers five elements.</w:t>
       </w:r>
     </w:p>
     <w:p>
@@ -710,7 +710,7 @@
           <w:sz w:val="22"/>
           <w:szCs w:val="22"/>
         </w:rPr>
-        <w:t xml:space="preserve">It covers MOM.8.a–e: safe use; prescription by appropriate caregivers; secure storage; safe preparation and administration of chemotherapy and radioactive agents; and record-keeping.</w:t>
+        <w:t>It covers five elements: safe use; prescription by appropriate caregivers; secure storage; safe preparation and administration of chemotherapy and radioactive agents; and record-keeping.</w:t>
       </w:r>
     </w:p>
     <w:p>
@@ -1061,7 +1061,7 @@
           <w:sz w:val="22"/>
           <w:szCs w:val="22"/>
         </w:rPr>
-        <w:t xml:space="preserve">Administration follows MOM.6 (patient identification, order verification) plus agent-specific protocols. The treating doctor is available during administration for management of acute reactions.</w:t>
+        <w:t>Administration follows the relevant policy (patient identification, order verification) plus agent-specific protocols. The treating doctor is available during administration for management of acute reactions.</w:t>
       </w:r>
     </w:p>
     <w:p>

--- a/policies/build/masters/MOM.8_v2_master.docx
+++ b/policies/build/masters/MOM.8_v2_master.docx
@@ -4030,8 +4030,23 @@
           <w:sz w:val="22"/>
           <w:szCs w:val="22"/>
         </w:rPr>
-        <w:t xml:space="preserve">National Accreditation Board for Hospitals and Healthcare Providers (NABH), Standards for Small Healthcare Organisations, 3rd Edition — Management of Medication chapter, standard MOM.8.</w:t>
-      </w:r>
+      </w:r>
+      <w:r>
+        <w:rPr>
+          <w:sz w:val="22"/>
+        </w:rPr>
+        <w:t xml:space="preserve">National Accreditation Board for Hospitals &amp; Healthcare Providers. (2022). Standards for small healthcare organisations (3rd ed.) — Management of Medication chapter, standard MOM.8. </w:t>
+      </w:r>
+      <w:hyperlink r:id="rId9">
+        <w:r>
+          <w:rPr>
+            <w:rStyle w:val="Hyperlink"/>
+            <w:sz w:val="22"/>
+            <w:szCs w:val="22"/>
+          </w:rPr>
+          <w:t>https://nabh.co/programmes/small-healthcare-organisation-shco-accreditation-programme/</w:t>
+        </w:r>
+      </w:hyperlink>
     </w:p>
     <w:p>
       <w:pPr>
